--- a/docs/haccp/formatos/es/HACCP-01_ES.docx
+++ b/docs/haccp/formatos/es/HACCP-01_ES.docx
@@ -39,7 +39,7 @@
           <w:sz w:val="20"/>
           <w:szCs w:val="20"/>
         </w:rPr>
-        <w:t xml:space="preserve">Versión 1.3 · 12 de agosto de 2026</w:t>
+        <w:t xml:space="preserve">Versión 1.4 · 17 de agosto de 2026</w:t>
       </w:r>
     </w:p>
     <w:p>
@@ -161,7 +161,7 @@
                 <w:sz w:val="24"/>
                 <w:szCs w:val="24"/>
               </w:rPr>
-              <w:t xml:space="preserve">Platillo / Lote</w:t>
+              <w:t xml:space="preserve">Platillo/Lote</w:t>
             </w:r>
           </w:p>
         </w:tc>
@@ -266,7 +266,7 @@
                 <w:sz w:val="24"/>
                 <w:szCs w:val="24"/>
               </w:rPr>
-              <w:t xml:space="preserve">¿≥75°C? Sí/No</w:t>
+              <w:t xml:space="preserve">≥75°C Sí/No</w:t>
             </w:r>
           </w:p>
         </w:tc>
@@ -371,7 +371,7 @@
                 <w:sz w:val="24"/>
                 <w:szCs w:val="24"/>
               </w:rPr>
-              <w:t xml:space="preserve">Responsable / Firma</w:t>
+              <w:t xml:space="preserve">Responsable/Firma</w:t>
             </w:r>
           </w:p>
         </w:tc>
@@ -5025,7 +5025,7 @@
         <w:sz w:val="16"/>
         <w:szCs w:val="16"/>
       </w:rPr>
-      <w:t xml:space="preserve">Órale – Authentic Mexican Flavor Limited · CRO 805512 · Formato HACCP-01 v1.3</w:t>
+      <w:t xml:space="preserve">Órale – Authentic Mexican Flavor Limited · CRO 805512 · Formato HACCP-01 v1.4</w:t>
     </w:r>
   </w:p>
 </w:ftr>
